--- a/dist/SUBMISSION_FINAL/Thesis_LuanAn/cd2_theoretical_framework.docx
+++ b/dist/SUBMISSION_FINAL/Thesis_LuanAn/cd2_theoretical_framework.docx
@@ -2140,7 +2140,7 @@
     <w:qFormat/>
     <w:pPr>
       <w:ind w:firstLine="567"/>
-      <w:spacing w:line="360" w:lineRule="auto"/>
+      <w:spacing w:line="288" w:lineRule="auto"/>
       <w:jc w:val="both"/>
     </w:pPr>
     <w:rPr>
@@ -2154,7 +2154,7 @@
     <w:basedOn w:val="Normal"/>
     <w:link w:val="BodyTextChar"/>
     <w:pPr>
-      <w:spacing w:after="180" w:before="180" w:line="360" w:lineRule="auto"/>
+      <w:spacing w:after="180" w:before="180" w:line="288" w:lineRule="auto"/>
       <w:jc w:val="both"/>
     </w:pPr>
     <w:qFormat/>
@@ -2170,7 +2170,7 @@
     <w:next w:val="BodyText"/>
     <w:qFormat/>
     <w:pPr>
-      <w:spacing w:line="360" w:lineRule="auto"/>
+      <w:spacing w:line="288" w:lineRule="auto"/>
       <w:jc w:val="both"/>
     </w:pPr>
     <w:rPr>
@@ -2184,7 +2184,7 @@
     <w:basedOn w:val="BodyText"/>
     <w:qFormat/>
     <w:pPr>
-      <w:spacing w:after="36" w:before="36" w:line="360" w:lineRule="auto"/>
+      <w:spacing w:after="36" w:before="36" w:line="288" w:lineRule="auto"/>
       <w:jc w:val="both"/>
     </w:pPr>
     <w:rPr>
@@ -2201,7 +2201,7 @@
     <w:pPr>
       <w:keepNext/>
       <w:keepLines/>
-      <w:spacing w:after="240" w:before="480" w:line="360" w:lineRule="auto"/>
+      <w:spacing w:after="240" w:before="480" w:line="288" w:lineRule="auto"/>
       <w:jc w:val="both"/>
     </w:pPr>
     <w:rPr>
@@ -2221,7 +2221,7 @@
     <w:pPr>
       <w:keepNext/>
       <w:keepLines/>
-      <w:spacing w:after="240" w:before="240" w:line="360" w:lineRule="auto"/>
+      <w:spacing w:after="240" w:before="240" w:line="288" w:lineRule="auto"/>
       <w:jc w:val="both"/>
     </w:pPr>
     <w:rPr>
@@ -2238,7 +2238,7 @@
     <w:pPr>
       <w:keepNext/>
       <w:keepLines/>
-      <w:spacing w:line="360" w:lineRule="auto"/>
+      <w:spacing w:line="288" w:lineRule="auto"/>
       <w:jc w:val="both"/>
     </w:pPr>
     <w:rPr>
@@ -2254,7 +2254,7 @@
     <w:pPr>
       <w:keepNext/>
       <w:keepLines/>
-      <w:spacing w:line="360" w:lineRule="auto"/>
+      <w:spacing w:line="288" w:lineRule="auto"/>
       <w:jc w:val="both"/>
     </w:pPr>
     <w:rPr>
@@ -2272,7 +2272,7 @@
       <w:keepNext/>
       <w:keepLines/>
       <w:jc w:val="both"/>
-      <w:spacing w:after="0" w:before="300" w:line="360" w:lineRule="auto"/>
+      <w:spacing w:after="0" w:before="300" w:line="288" w:lineRule="auto"/>
     </w:pPr>
     <w:rPr>
       <w:color w:val="000000"/>
@@ -2290,7 +2290,7 @@
     <w:pPr>
       <w:keepNext/>
       <w:keepLines/>
-      <w:spacing w:after="300" w:before="100" w:line="360" w:lineRule="auto"/>
+      <w:spacing w:after="300" w:before="100" w:line="288" w:lineRule="auto"/>
       <w:jc w:val="both"/>
     </w:pPr>
     <w:rPr>
@@ -2306,7 +2306,7 @@
     <w:next w:val="Bibliography"/>
     <w:qFormat/>
     <w:pPr>
-      <w:spacing w:line="360" w:lineRule="auto"/>
+      <w:spacing w:line="288" w:lineRule="auto"/>
       <w:jc w:val="both"/>
     </w:pPr>
     <w:rPr>
@@ -2324,7 +2324,7 @@
     <w:pPr>
       <w:keepNext/>
       <w:keepLines/>
-      <w:spacing w:after="0" w:before="480" w:line="360" w:lineRule="auto"/>
+      <w:spacing w:after="0" w:before="480" w:line="288" w:lineRule="auto"/>
       <w:jc w:val="center"/>
       <w:outlineLvl w:val="0"/>
     </w:pPr>
@@ -2333,7 +2333,7 @@
       <w:b/>
       <w:bCs/>
       <w:color w:val="000000"/>
-      <w:sz w:val="32"/>
+      <w:sz w:val="28"/>
       <w:szCs w:val="32"/>
     </w:rPr>
   </w:style>
@@ -2347,7 +2347,7 @@
     <w:pPr>
       <w:keepNext/>
       <w:keepLines/>
-      <w:spacing w:after="0" w:before="200" w:line="360" w:lineRule="auto"/>
+      <w:spacing w:after="0" w:before="200" w:line="288" w:lineRule="auto"/>
       <w:jc w:val="both"/>
       <w:outlineLvl w:val="1"/>
     </w:pPr>
@@ -2356,7 +2356,7 @@
       <w:b/>
       <w:bCs/>
       <w:color w:val="000000"/>
-      <w:sz w:val="28"/>
+      <w:sz w:val="26"/>
       <w:szCs w:val="28"/>
     </w:rPr>
   </w:style>
@@ -2370,7 +2370,7 @@
     <w:pPr>
       <w:keepNext/>
       <w:keepLines/>
-      <w:spacing w:after="0" w:before="200" w:line="360" w:lineRule="auto"/>
+      <w:spacing w:after="0" w:before="200" w:line="288" w:lineRule="auto"/>
       <w:jc w:val="both"/>
       <w:outlineLvl w:val="2"/>
     </w:pPr>
@@ -2393,7 +2393,7 @@
     <w:pPr>
       <w:keepNext/>
       <w:keepLines/>
-      <w:spacing w:after="0" w:before="200" w:line="360" w:lineRule="auto"/>
+      <w:spacing w:after="0" w:before="200" w:line="288" w:lineRule="auto"/>
       <w:jc w:val="both"/>
       <w:outlineLvl w:val="3"/>
     </w:pPr>
@@ -2416,7 +2416,7 @@
     <w:pPr>
       <w:keepNext/>
       <w:keepLines/>
-      <w:spacing w:after="0" w:before="200" w:line="360" w:lineRule="auto"/>
+      <w:spacing w:after="0" w:before="200" w:line="288" w:lineRule="auto"/>
       <w:jc w:val="both"/>
       <w:outlineLvl w:val="4"/>
     </w:pPr>
@@ -2438,7 +2438,7 @@
     <w:pPr>
       <w:keepNext/>
       <w:keepLines/>
-      <w:spacing w:after="0" w:before="200" w:line="360" w:lineRule="auto"/>
+      <w:spacing w:after="0" w:before="200" w:line="288" w:lineRule="auto"/>
       <w:jc w:val="both"/>
       <w:outlineLvl w:val="5"/>
     </w:pPr>
@@ -2459,7 +2459,7 @@
     <w:pPr>
       <w:keepNext/>
       <w:keepLines/>
-      <w:spacing w:after="0" w:before="200" w:line="360" w:lineRule="auto"/>
+      <w:spacing w:after="0" w:before="200" w:line="288" w:lineRule="auto"/>
       <w:jc w:val="both"/>
       <w:outlineLvl w:val="6"/>
     </w:pPr>
@@ -2480,7 +2480,7 @@
     <w:pPr>
       <w:keepNext/>
       <w:keepLines/>
-      <w:spacing w:after="0" w:before="200" w:line="360" w:lineRule="auto"/>
+      <w:spacing w:after="0" w:before="200" w:line="288" w:lineRule="auto"/>
       <w:jc w:val="both"/>
       <w:outlineLvl w:val="7"/>
     </w:pPr>
@@ -2501,7 +2501,7 @@
     <w:pPr>
       <w:keepNext/>
       <w:keepLines/>
-      <w:spacing w:after="0" w:before="200" w:line="360" w:lineRule="auto"/>
+      <w:spacing w:after="0" w:before="200" w:line="288" w:lineRule="auto"/>
       <w:jc w:val="both"/>
       <w:outlineLvl w:val="8"/>
     </w:pPr>
@@ -2520,7 +2520,7 @@
     <w:unhideWhenUsed/>
     <w:qFormat/>
     <w:pPr>
-      <w:spacing w:after="100" w:before="100" w:line="360" w:lineRule="auto"/>
+      <w:spacing w:after="100" w:before="100" w:line="288" w:lineRule="auto"/>
       <w:ind w:firstLine="0" w:left="480" w:right="480"/>
       <w:jc w:val="both"/>
     </w:pPr>
@@ -2538,7 +2538,7 @@
     <w:unhideWhenUsed/>
     <w:qFormat/>
     <w:pPr>
-      <w:spacing w:line="360" w:lineRule="auto"/>
+      <w:spacing w:line="288" w:lineRule="auto"/>
       <w:jc w:val="both"/>
     </w:pPr>
     <w:rPr>
@@ -2564,7 +2564,7 @@
     <w:unhideWhenUsed/>
     <w:qFormat/>
     <w:pPr>
-      <w:spacing w:line="360" w:lineRule="auto"/>
+      <w:spacing w:line="288" w:lineRule="auto"/>
       <w:jc w:val="both"/>
     </w:pPr>
     <w:rPr>
@@ -2604,7 +2604,7 @@
     <w:pPr>
       <w:keepNext/>
       <w:keepLines/>
-      <w:spacing w:after="0" w:line="360" w:lineRule="auto"/>
+      <w:spacing w:after="0" w:line="288" w:lineRule="auto"/>
       <w:jc w:val="both"/>
     </w:pPr>
     <w:rPr>
@@ -2618,7 +2618,7 @@
     <w:name w:val="Definition"/>
     <w:basedOn w:val="Normal"/>
     <w:pPr>
-      <w:spacing w:line="360" w:lineRule="auto"/>
+      <w:spacing w:line="288" w:lineRule="auto"/>
       <w:jc w:val="both"/>
     </w:pPr>
     <w:rPr>
@@ -2632,7 +2632,7 @@
     <w:basedOn w:val="Normal"/>
     <w:link w:val="BodyTextChar"/>
     <w:pPr>
-      <w:spacing w:after="120" w:before="0" w:line="360" w:lineRule="auto"/>
+      <w:spacing w:after="120" w:before="0" w:line="288" w:lineRule="auto"/>
       <w:jc w:val="both"/>
     </w:pPr>
     <w:rPr>
@@ -2647,7 +2647,7 @@
     <w:basedOn w:val="Caption"/>
     <w:pPr>
       <w:keepNext/>
-      <w:spacing w:line="360" w:lineRule="auto"/>
+      <w:spacing w:line="288" w:lineRule="auto"/>
       <w:jc w:val="both"/>
     </w:pPr>
     <w:rPr>
@@ -2660,7 +2660,7 @@
     <w:name w:val="Image Caption"/>
     <w:basedOn w:val="Caption"/>
     <w:pPr>
-      <w:spacing w:line="360" w:lineRule="auto"/>
+      <w:spacing w:line="288" w:lineRule="auto"/>
       <w:jc w:val="both"/>
     </w:pPr>
     <w:rPr>
@@ -2673,7 +2673,7 @@
     <w:name w:val="Figure"/>
     <w:basedOn w:val="Normal"/>
     <w:pPr>
-      <w:spacing w:line="360" w:lineRule="auto"/>
+      <w:spacing w:line="288" w:lineRule="auto"/>
       <w:jc w:val="both"/>
     </w:pPr>
     <w:rPr>
@@ -2687,7 +2687,7 @@
     <w:basedOn w:val="Figure"/>
     <w:pPr>
       <w:keepNext/>
-      <w:spacing w:line="360" w:lineRule="auto"/>
+      <w:spacing w:line="288" w:lineRule="auto"/>
       <w:jc w:val="both"/>
     </w:pPr>
     <w:rPr>
@@ -2751,7 +2751,7 @@
     <w:unhideWhenUsed/>
     <w:qFormat/>
     <w:pPr>
-      <w:spacing w:before="240" w:line="360" w:lineRule="auto"/>
+      <w:spacing w:before="240" w:line="288" w:lineRule="auto"/>
       <w:jc w:val="both"/>
       <w:outlineLvl w:val="9"/>
     </w:pPr>
